--- a/Files/06 - Yom Tov/13 - Shmini Atzeres/5786/Shmini Atzeres (2)/Shmini Atzeres (2) 5786.docx
+++ b/Files/06 - Yom Tov/13 - Shmini Atzeres/5786/Shmini Atzeres (2)/Shmini Atzeres (2) 5786.docx
@@ -468,19 +468,7 @@
         <w:rPr>
           <w:rFonts w:ascii="Times New Roman" w:hAnsi="Times New Roman" w:cs="Times New Roman"/>
         </w:rPr>
-        <w:t xml:space="preserve">A </w:t>
-      </w:r>
-      <w:r>
-        <w:rPr>
-          <w:rFonts w:ascii="Times New Roman" w:hAnsi="Times New Roman" w:cs="Times New Roman"/>
-        </w:rPr>
-        <w:t>s</w:t>
-      </w:r>
-      <w:r>
-        <w:rPr>
-          <w:rFonts w:ascii="Times New Roman" w:hAnsi="Times New Roman" w:cs="Times New Roman"/>
-        </w:rPr>
-        <w:t xml:space="preserve">well-to-do individual made frequent business trips far and wide. </w:t>
+        <w:t xml:space="preserve">A well-to-do individual made frequent business trips far and wide. </w:t>
       </w:r>
       <w:r>
         <w:rPr>
@@ -968,7 +956,7 @@
         <w:rPr>
           <w:rFonts w:ascii="Times New Roman" w:hAnsi="Times New Roman" w:cs="Times New Roman"/>
         </w:rPr>
-        <w:t xml:space="preserve">. That is what </w:t>
+        <w:t>. That is what</w:t>
       </w:r>
       <w:r>
         <w:rPr>
@@ -1073,7 +1061,7 @@
         <w:rPr>
           <w:rFonts w:ascii="Times New Roman" w:hAnsi="Times New Roman" w:cs="Times New Roman"/>
         </w:rPr>
-        <w:t xml:space="preserve"> of </w:t>
+        <w:t xml:space="preserve"> of</w:t>
       </w:r>
       <w:r>
         <w:rPr>

--- a/Files/06 - Yom Tov/13 - Shmini Atzeres/5786/Shmini Atzeres (2)/Shmini Atzeres (2) 5786.docx
+++ b/Files/06 - Yom Tov/13 - Shmini Atzeres/5786/Shmini Atzeres (2)/Shmini Atzeres (2) 5786.docx
@@ -956,7 +956,7 @@
         <w:rPr>
           <w:rFonts w:ascii="Times New Roman" w:hAnsi="Times New Roman" w:cs="Times New Roman"/>
         </w:rPr>
-        <w:t>. That is what</w:t>
+        <w:t xml:space="preserve">. That is what </w:t>
       </w:r>
       <w:r>
         <w:rPr>
@@ -1061,7 +1061,7 @@
         <w:rPr>
           <w:rFonts w:ascii="Times New Roman" w:hAnsi="Times New Roman" w:cs="Times New Roman"/>
         </w:rPr>
-        <w:t xml:space="preserve"> of</w:t>
+        <w:t xml:space="preserve"> of </w:t>
       </w:r>
       <w:r>
         <w:rPr>
